--- a/tillsyn/A 31829-2025 tillsynsbegäran.docx
+++ b/tillsyn/A 31829-2025 tillsynsbegäran.docx
@@ -229,7 +229,7 @@
     <w:r>
       <w:tab/>
       <w:tab/>
-      <w:t>2025-06-27</w:t>
+      <w:t>2025-06-28</w:t>
       <w:br/>
       <w:br/>
     </w:r>

--- a/tillsyn/A 31829-2025 tillsynsbegäran.docx
+++ b/tillsyn/A 31829-2025 tillsynsbegäran.docx
@@ -229,7 +229,7 @@
     <w:r>
       <w:tab/>
       <w:tab/>
-      <w:t>2025-06-28</w:t>
+      <w:t>2025-06-29</w:t>
       <w:br/>
       <w:br/>
     </w:r>

--- a/tillsyn/A 31829-2025 tillsynsbegäran.docx
+++ b/tillsyn/A 31829-2025 tillsynsbegäran.docx
@@ -229,7 +229,7 @@
     <w:r>
       <w:tab/>
       <w:tab/>
-      <w:t>2025-06-29</w:t>
+      <w:t>2025-06-30</w:t>
       <w:br/>
       <w:br/>
     </w:r>
